--- a/Lab/Lab4/PhanNgocHanhNhi_2131209002_CSN405_Lab 4 Threading_q3.docx
+++ b/Lab/Lab4/PhanNgocHanhNhi_2131209002_CSN405_Lab 4 Threading_q3.docx
@@ -483,7 +483,6 @@
     </w:p>
     <w:p>
       <w:pPr>
-        <w:pStyle w:val="ListParagraph"/>
         <w:suppressAutoHyphens/>
         <w:spacing w:after="120" w:line="288" w:lineRule="auto"/>
         <w:jc w:val="both"/>
@@ -494,6 +493,46 @@
           <w:lang w:val="vi-VN"/>
         </w:rPr>
       </w:pPr>
+      <w:r>
+        <w:rPr>
+          <w:lang w:val="vi-VN"/>
+        </w:rPr>
+        <w:drawing>
+          <wp:inline distT="0" distB="0" distL="0" distR="0" wp14:anchorId="0938A05A" wp14:editId="2170EBDB">
+            <wp:extent cx="6376035" cy="967651"/>
+            <wp:effectExtent l="0" t="0" r="5715" b="4445"/>
+            <wp:docPr id="1593385061" name="Picture 1"/>
+            <wp:cNvGraphicFramePr>
+              <a:graphicFrameLocks xmlns:a="http://schemas.openxmlformats.org/drawingml/2006/main" noChangeAspect="1"/>
+            </wp:cNvGraphicFramePr>
+            <a:graphic xmlns:a="http://schemas.openxmlformats.org/drawingml/2006/main">
+              <a:graphicData uri="http://schemas.openxmlformats.org/drawingml/2006/picture">
+                <pic:pic xmlns:pic="http://schemas.openxmlformats.org/drawingml/2006/picture">
+                  <pic:nvPicPr>
+                    <pic:cNvPr id="1593385061" name=""/>
+                    <pic:cNvPicPr/>
+                  </pic:nvPicPr>
+                  <pic:blipFill>
+                    <a:blip r:embed="rId8"/>
+                    <a:stretch>
+                      <a:fillRect/>
+                    </a:stretch>
+                  </pic:blipFill>
+                  <pic:spPr>
+                    <a:xfrm>
+                      <a:off x="0" y="0"/>
+                      <a:ext cx="6436400" cy="976812"/>
+                    </a:xfrm>
+                    <a:prstGeom prst="rect">
+                      <a:avLst/>
+                    </a:prstGeom>
+                  </pic:spPr>
+                </pic:pic>
+              </a:graphicData>
+            </a:graphic>
+          </wp:inline>
+        </w:drawing>
+      </w:r>
     </w:p>
     <w:p>
       <w:pPr>
@@ -680,6 +719,7 @@
         <w:outlineLvl w:val="0"/>
       </w:pPr>
       <w:r>
+        <w:lastRenderedPageBreak/>
         <w:t xml:space="preserve">After sending its name, the Client enters an </w:t>
       </w:r>
       <w:r>
@@ -1196,7 +1236,7 @@
                     <pic:cNvPicPr/>
                   </pic:nvPicPr>
                   <pic:blipFill>
-                    <a:blip r:embed="rId8"/>
+                    <a:blip r:embed="rId9"/>
                     <a:stretch>
                       <a:fillRect/>
                     </a:stretch>
@@ -1270,7 +1310,7 @@
                     <pic:cNvPicPr/>
                   </pic:nvPicPr>
                   <pic:blipFill>
-                    <a:blip r:embed="rId9"/>
+                    <a:blip r:embed="rId10"/>
                     <a:stretch>
                       <a:fillRect/>
                     </a:stretch>
@@ -1317,7 +1357,7 @@
                     <pic:cNvPicPr/>
                   </pic:nvPicPr>
                   <pic:blipFill>
-                    <a:blip r:embed="rId10"/>
+                    <a:blip r:embed="rId11"/>
                     <a:stretch>
                       <a:fillRect/>
                     </a:stretch>
@@ -1378,7 +1418,7 @@
                     <pic:cNvPicPr/>
                   </pic:nvPicPr>
                   <pic:blipFill>
-                    <a:blip r:embed="rId11"/>
+                    <a:blip r:embed="rId12"/>
                     <a:stretch>
                       <a:fillRect/>
                     </a:stretch>
@@ -1404,27 +1444,54 @@
         <w:spacing w:after="120" w:line="288" w:lineRule="auto"/>
         <w:ind w:hanging="2"/>
         <w:jc w:val="both"/>
-      </w:pPr>
+        <w:rPr>
+          <w:lang w:val="vi-VN"/>
+        </w:rPr>
+      </w:pPr>
+      <w:r>
+        <w:lastRenderedPageBreak/>
+        <w:drawing>
+          <wp:inline distT="0" distB="0" distL="0" distR="0" wp14:anchorId="0ABD334A" wp14:editId="3753F6A9">
+            <wp:extent cx="6393189" cy="1866900"/>
+            <wp:effectExtent l="0" t="0" r="7620" b="0"/>
+            <wp:docPr id="2032638240" name="Picture 1"/>
+            <wp:cNvGraphicFramePr>
+              <a:graphicFrameLocks xmlns:a="http://schemas.openxmlformats.org/drawingml/2006/main" noChangeAspect="1"/>
+            </wp:cNvGraphicFramePr>
+            <a:graphic xmlns:a="http://schemas.openxmlformats.org/drawingml/2006/main">
+              <a:graphicData uri="http://schemas.openxmlformats.org/drawingml/2006/picture">
+                <pic:pic xmlns:pic="http://schemas.openxmlformats.org/drawingml/2006/picture">
+                  <pic:nvPicPr>
+                    <pic:cNvPr id="2032638240" name=""/>
+                    <pic:cNvPicPr/>
+                  </pic:nvPicPr>
+                  <pic:blipFill>
+                    <a:blip r:embed="rId13"/>
+                    <a:stretch>
+                      <a:fillRect/>
+                    </a:stretch>
+                  </pic:blipFill>
+                  <pic:spPr>
+                    <a:xfrm>
+                      <a:off x="0" y="0"/>
+                      <a:ext cx="6400479" cy="1869029"/>
+                    </a:xfrm>
+                    <a:prstGeom prst="rect">
+                      <a:avLst/>
+                    </a:prstGeom>
+                  </pic:spPr>
+                </pic:pic>
+              </a:graphicData>
+            </a:graphic>
+          </wp:inline>
+        </w:drawing>
+      </w:r>
     </w:p>
     <w:p>
       <w:pPr>
         <w:spacing w:after="120" w:line="288" w:lineRule="auto"/>
         <w:ind w:hanging="2"/>
         <w:jc w:val="both"/>
-      </w:pPr>
-    </w:p>
-    <w:p>
-      <w:pPr>
-        <w:spacing w:after="120" w:line="288" w:lineRule="auto"/>
-        <w:ind w:hanging="2"/>
-        <w:jc w:val="both"/>
-      </w:pPr>
-    </w:p>
-    <w:p>
-      <w:pPr>
-        <w:spacing w:after="120" w:line="288" w:lineRule="auto"/>
-        <w:ind w:hanging="2"/>
-        <w:jc w:val="both"/>
         <w:rPr>
           <w:color w:val="4472C4" w:themeColor="accent1"/>
         </w:rPr>
@@ -1435,7 +1502,6 @@
           <w:bCs/>
           <w:color w:val="4472C4" w:themeColor="accent1"/>
         </w:rPr>
-        <w:lastRenderedPageBreak/>
         <w:t xml:space="preserve">Question 3: </w:t>
       </w:r>
     </w:p>
@@ -1677,6 +1743,7 @@
         <w:rPr>
           <w:sz w:val="26"/>
           <w:szCs w:val="26"/>
+          <w:lang w:val="vi-VN"/>
         </w:rPr>
       </w:pPr>
       <w:r>
@@ -1700,12 +1767,6 @@
         </w:rPr>
         <w:t xml:space="preserve"> send and receive the data</w:t>
       </w:r>
-    </w:p>
-    <w:p/>
-    <w:p>
-      <w:pPr>
-        <w:pStyle w:val="ListParagraph"/>
-      </w:pPr>
     </w:p>
     <w:p>
       <w:r>
@@ -1740,7 +1801,7 @@
                     <pic:cNvPicPr/>
                   </pic:nvPicPr>
                   <pic:blipFill>
-                    <a:blip r:embed="rId12"/>
+                    <a:blip r:embed="rId14"/>
                     <a:stretch>
                       <a:fillRect/>
                     </a:stretch>
@@ -1761,7 +1822,87 @@
         </w:drawing>
       </w:r>
     </w:p>
-    <w:p/>
+    <w:p>
+      <w:pPr>
+        <w:rPr>
+          <w:lang w:val="vi-VN"/>
+        </w:rPr>
+      </w:pPr>
+    </w:p>
+    <w:p>
+      <w:pPr>
+        <w:rPr>
+          <w:b/>
+          <w:bCs/>
+          <w:lang w:val="vi-VN"/>
+        </w:rPr>
+      </w:pPr>
+      <w:r>
+        <w:rPr>
+          <w:b/>
+          <w:bCs/>
+          <w:lang w:val="vi-VN"/>
+        </w:rPr>
+        <w:t>Result:</w:t>
+      </w:r>
+    </w:p>
+    <w:p>
+      <w:pPr>
+        <w:rPr>
+          <w:b/>
+          <w:bCs/>
+          <w:lang w:val="vi-VN"/>
+        </w:rPr>
+      </w:pPr>
+    </w:p>
+    <w:p>
+      <w:pPr>
+        <w:rPr>
+          <w:lang w:val="vi-VN"/>
+        </w:rPr>
+      </w:pPr>
+      <w:r>
+        <w:rPr>
+          <w:lang w:val="vi-VN"/>
+        </w:rPr>
+        <w:lastRenderedPageBreak/>
+        <w:drawing>
+          <wp:inline distT="0" distB="0" distL="0" distR="0" wp14:anchorId="7C9557E6" wp14:editId="069086D9">
+            <wp:extent cx="6355080" cy="2080847"/>
+            <wp:effectExtent l="0" t="0" r="7620" b="0"/>
+            <wp:docPr id="1605932112" name="Picture 1"/>
+            <wp:cNvGraphicFramePr>
+              <a:graphicFrameLocks xmlns:a="http://schemas.openxmlformats.org/drawingml/2006/main" noChangeAspect="1"/>
+            </wp:cNvGraphicFramePr>
+            <a:graphic xmlns:a="http://schemas.openxmlformats.org/drawingml/2006/main">
+              <a:graphicData uri="http://schemas.openxmlformats.org/drawingml/2006/picture">
+                <pic:pic xmlns:pic="http://schemas.openxmlformats.org/drawingml/2006/picture">
+                  <pic:nvPicPr>
+                    <pic:cNvPr id="1605932112" name=""/>
+                    <pic:cNvPicPr/>
+                  </pic:nvPicPr>
+                  <pic:blipFill>
+                    <a:blip r:embed="rId15"/>
+                    <a:stretch>
+                      <a:fillRect/>
+                    </a:stretch>
+                  </pic:blipFill>
+                  <pic:spPr>
+                    <a:xfrm>
+                      <a:off x="0" y="0"/>
+                      <a:ext cx="6384019" cy="2090323"/>
+                    </a:xfrm>
+                    <a:prstGeom prst="rect">
+                      <a:avLst/>
+                    </a:prstGeom>
+                  </pic:spPr>
+                </pic:pic>
+              </a:graphicData>
+            </a:graphic>
+          </wp:inline>
+        </w:drawing>
+      </w:r>
+    </w:p>
     <w:p>
       <w:pPr>
         <w:rPr>
@@ -2126,7 +2267,6 @@
           <w:sz w:val="26"/>
           <w:szCs w:val="26"/>
         </w:rPr>
-        <w:lastRenderedPageBreak/>
         <w:t xml:space="preserve">For each question: </w:t>
       </w:r>
     </w:p>
@@ -2575,6 +2715,7 @@
         <w:rPr>
           <w:sz w:val="26"/>
           <w:szCs w:val="26"/>
+          <w:lang w:val="vi-VN"/>
         </w:rPr>
       </w:pPr>
       <w:r>
@@ -2595,8 +2736,69 @@
         <w:t xml:space="preserve"> using threading for handle multi clients</w:t>
       </w:r>
     </w:p>
+    <w:p>
+      <w:pPr>
+        <w:rPr>
+          <w:sz w:val="26"/>
+          <w:szCs w:val="26"/>
+          <w:lang w:val="vi-VN"/>
+        </w:rPr>
+      </w:pPr>
+    </w:p>
+    <w:p>
+      <w:pPr>
+        <w:rPr>
+          <w:sz w:val="26"/>
+          <w:szCs w:val="26"/>
+          <w:lang w:val="vi-VN"/>
+        </w:rPr>
+      </w:pPr>
+      <w:r>
+        <w:rPr>
+          <w:sz w:val="26"/>
+          <w:szCs w:val="26"/>
+          <w:lang w:val="vi-VN"/>
+        </w:rPr>
+        <w:lastRenderedPageBreak/>
+        <w:drawing>
+          <wp:inline distT="0" distB="0" distL="0" distR="0" wp14:anchorId="37CBE037" wp14:editId="03BD64ED">
+            <wp:extent cx="6410305" cy="2141220"/>
+            <wp:effectExtent l="0" t="0" r="0" b="0"/>
+            <wp:docPr id="561512260" name="Picture 1"/>
+            <wp:cNvGraphicFramePr>
+              <a:graphicFrameLocks xmlns:a="http://schemas.openxmlformats.org/drawingml/2006/main" noChangeAspect="1"/>
+            </wp:cNvGraphicFramePr>
+            <a:graphic xmlns:a="http://schemas.openxmlformats.org/drawingml/2006/main">
+              <a:graphicData uri="http://schemas.openxmlformats.org/drawingml/2006/picture">
+                <pic:pic xmlns:pic="http://schemas.openxmlformats.org/drawingml/2006/picture">
+                  <pic:nvPicPr>
+                    <pic:cNvPr id="561512260" name=""/>
+                    <pic:cNvPicPr/>
+                  </pic:nvPicPr>
+                  <pic:blipFill>
+                    <a:blip r:embed="rId16"/>
+                    <a:stretch>
+                      <a:fillRect/>
+                    </a:stretch>
+                  </pic:blipFill>
+                  <pic:spPr>
+                    <a:xfrm>
+                      <a:off x="0" y="0"/>
+                      <a:ext cx="6413921" cy="2142428"/>
+                    </a:xfrm>
+                    <a:prstGeom prst="rect">
+                      <a:avLst/>
+                    </a:prstGeom>
+                  </pic:spPr>
+                </pic:pic>
+              </a:graphicData>
+            </a:graphic>
+          </wp:inline>
+        </w:drawing>
+      </w:r>
+    </w:p>
     <w:sectPr>
-      <w:headerReference w:type="default" r:id="rId13"/>
+      <w:headerReference w:type="default" r:id="rId17"/>
       <w:pgSz w:w="12240" w:h="15840"/>
       <w:pgMar w:top="1440" w:right="1800" w:bottom="1440" w:left="1800" w:header="720" w:footer="720" w:gutter="0"/>
       <w:cols w:space="720"/>
